--- a/article/hoister_ias2026/digest/main_digest_zh.docx
+++ b/article/hoister_ias2026/digest/main_digest_zh.docx
@@ -2,7 +2,7 @@
 <file path=word/document.xml><?xml version="1.0" encoding="utf-8"?>
 <w:document xmlns:w="http://schemas.openxmlformats.org/wordprocessingml/2006/main" xmlns:m="http://schemas.openxmlformats.org/officeDocument/2006/math" xmlns:r="http://schemas.openxmlformats.org/officeDocument/2006/relationships" xmlns:o="urn:schemas-microsoft-com:office:office" xmlns:v="urn:schemas-microsoft-com:vml" xmlns:w10="urn:schemas-microsoft-com:office:word" xmlns:a="http://schemas.openxmlformats.org/drawingml/2006/main" xmlns:pic="http://schemas.openxmlformats.org/drawingml/2006/picture" xmlns:wp="http://schemas.openxmlformats.org/drawingml/2006/wordprocessingDrawing">
   <w:body>
-    <w:bookmarkStart w:id="25" w:name="面向短时提升机故障状态预测的边界约束稀有故障触发方法"/>
+    <w:bookmarkStart w:id="25" w:name="sgtonet面向短时提升机故障状态预测的边界约束稀有故障触发方法"/>
     <w:p>
       <w:pPr>
         <w:pStyle w:val="Heading1"/>
@@ -11,7 +11,7 @@
         <w:rPr>
           <w:rFonts w:hint="eastAsia"/>
         </w:rPr>
-        <w:t xml:space="preserve">面向短时提升机故障状态预测的边界约束稀有故障触发方法</w:t>
+        <w:t xml:space="preserve">SGTONet：面向短时提升机故障状态预测的边界约束稀有故障触发方法</w:t>
       </w:r>
     </w:p>
     <w:p>
@@ -33,7 +33,25 @@
         <w:rPr>
           <w:rFonts w:hint="eastAsia"/>
         </w:rPr>
-        <w:t xml:space="preserve">工业提升机系统需要在稀有退化状态变得严重之前进行短时状态预测。在本文研究的私有提升机超速数据集中，标准时间序列分类模型虽然可以取得较高整体准确率，却会完全漏检稀有的二级退化状态。我们将任务定义为一步未来状态分类，并提出</w:t>
+        <w:t xml:space="preserve">可靠的提升机监测需要在超速故障完全发展之前预判退化状态，但最关键的状态转移样本往往极少。在本文提升机数据集中，二级退化状态只占</w:t>
+      </w:r>
+      <w:r>
+        <w:t xml:space="preserve"> 37,417 </w:t>
+      </w:r>
+      <w:r>
+        <w:rPr>
+          <w:rFonts w:hint="eastAsia"/>
+        </w:rPr>
+        <w:t xml:space="preserve">个时间点中的</w:t>
+      </w:r>
+      <w:r>
+        <w:t xml:space="preserve"> 185 </w:t>
+      </w:r>
+      <w:r>
+        <w:rPr>
+          <w:rFonts w:hint="eastAsia"/>
+        </w:rPr>
+        <w:t xml:space="preserve">个，强时间序列分类模型也可能在取得较高准确率的同时完全漏检该状态。我们提出</w:t>
       </w:r>
       <w:r>
         <w:t xml:space="preserve"> </w:t>
@@ -42,7 +60,25 @@
         <w:rPr>
           <w:rFonts w:hint="eastAsia"/>
         </w:rPr>
-        <w:t xml:space="preserve">SGTONetV6。该方法将保守的多类别预测与经过校准的稀有故障触发器解耦，且触发器受到状态转移边界和前驱状态约束。在包含</w:t>
+        <w:t xml:space="preserve">SGTONet，一种面向一步故障状态预测的</w:t>
+      </w:r>
+      <w:r>
+        <w:t xml:space="preserve"> state-graph trigger-oriented </w:t>
+      </w:r>
+      <w:r>
+        <w:rPr>
+          <w:rFonts w:hint="eastAsia"/>
+        </w:rPr>
+        <w:t xml:space="preserve">network。该方法使用</w:t>
+      </w:r>
+      <w:r>
+        <w:t xml:space="preserve"> patch Transformer encoder </w:t>
+      </w:r>
+      <w:r>
+        <w:rPr>
+          <w:rFonts w:hint="eastAsia"/>
+        </w:rPr>
+        <w:t xml:space="preserve">捕捉局部时间变化，用状态转移图约束物理上合理的状态演化，用保守分类器处理常见状态，并通过边界门控的稀有故障触发器只在有效前驱转移附近选择性覆盖分类器输出。在</w:t>
       </w:r>
       <w:r>
         <w:t xml:space="preserve"> 27 </w:t>
@@ -51,7 +87,7 @@
         <w:rPr>
           <w:rFonts w:hint="eastAsia"/>
         </w:rPr>
-        <w:t xml:space="preserve">个文件、37,417</w:t>
+        <w:t xml:space="preserve">个文件和三个文件级划分上，SGTONet</w:t>
       </w:r>
       <w:r>
         <w:t xml:space="preserve"> </w:t>
@@ -60,7 +96,16 @@
         <w:rPr>
           <w:rFonts w:hint="eastAsia"/>
         </w:rPr>
-        <w:t xml:space="preserve">个时间点的数据集上，SGTONetV6</w:t>
+        <w:t xml:space="preserve">将类别</w:t>
+      </w:r>
+      <w:r>
+        <w:t xml:space="preserve"> 9 F1 </w:t>
+      </w:r>
+      <w:r>
+        <w:rPr>
+          <w:rFonts w:hint="eastAsia"/>
+        </w:rPr>
+        <w:t xml:space="preserve">提升到</w:t>
       </w:r>
       <w:r>
         <w:t xml:space="preserve"> </w:t>
@@ -69,7 +114,25 @@
         <w:rPr>
           <w:rFonts w:hint="eastAsia"/>
         </w:rPr>
-        <w:t xml:space="preserve">在测试模型中取得最高</w:t>
+        <w:t xml:space="preserve">0.5556，而</w:t>
+      </w:r>
+      <w:r>
+        <w:t xml:space="preserve"> DLinear、TimesNet、iTransformer、PatchTST </w:t>
+      </w:r>
+      <w:r>
+        <w:rPr>
+          <w:rFonts w:hint="eastAsia"/>
+        </w:rPr>
+        <w:t xml:space="preserve">和保守</w:t>
+      </w:r>
+      <w:r>
+        <w:t xml:space="preserve"> SGTO </w:t>
+      </w:r>
+      <w:r>
+        <w:rPr>
+          <w:rFonts w:hint="eastAsia"/>
+        </w:rPr>
+        <w:t xml:space="preserve">基线均为</w:t>
       </w:r>
       <w:r>
         <w:t xml:space="preserve"> </w:t>
@@ -78,97 +141,7 @@
         <w:rPr>
           <w:rFonts w:hint="eastAsia"/>
         </w:rPr>
-        <w:t xml:space="preserve">macro-F1，并将类别</w:t>
-      </w:r>
-      <w:r>
-        <w:t xml:space="preserve"> 9 </w:t>
-      </w:r>
-      <w:r>
-        <w:rPr>
-          <w:rFonts w:hint="eastAsia"/>
-        </w:rPr>
-        <w:t xml:space="preserve">的</w:t>
-      </w:r>
-      <w:r>
-        <w:t xml:space="preserve"> F1 </w:t>
-      </w:r>
-      <w:r>
-        <w:rPr>
-          <w:rFonts w:hint="eastAsia"/>
-        </w:rPr>
-        <w:t xml:space="preserve">提升到</w:t>
-      </w:r>
-      <w:r>
-        <w:t xml:space="preserve"> </w:t>
-      </w:r>
-      <w:r>
-        <w:rPr>
-          <w:rFonts w:hint="eastAsia"/>
-        </w:rPr>
-        <w:t xml:space="preserve">0.5556；相比之下，DLinear、TimesNet、iTransformer、PatchTST</w:t>
-      </w:r>
-      <w:r>
-        <w:t xml:space="preserve"> </w:t>
-      </w:r>
-      <w:r>
-        <w:rPr>
-          <w:rFonts w:hint="eastAsia"/>
-        </w:rPr>
-        <w:t xml:space="preserve">和保守</w:t>
-      </w:r>
-      <w:r>
-        <w:t xml:space="preserve"> SGTO </w:t>
-      </w:r>
-      <w:r>
-        <w:rPr>
-          <w:rFonts w:hint="eastAsia"/>
-        </w:rPr>
-        <w:t xml:space="preserve">基线的类别</w:t>
-      </w:r>
-      <w:r>
-        <w:t xml:space="preserve"> 9 F1 </w:t>
-      </w:r>
-      <w:r>
-        <w:rPr>
-          <w:rFonts w:hint="eastAsia"/>
-        </w:rPr>
-        <w:t xml:space="preserve">均为</w:t>
-      </w:r>
-      <w:r>
-        <w:t xml:space="preserve"> </w:t>
-      </w:r>
-      <w:r>
-        <w:rPr>
-          <w:rFonts w:hint="eastAsia"/>
-        </w:rPr>
-        <w:t xml:space="preserve">0.0000。消融实验表明，稀有类</w:t>
-      </w:r>
-      <w:r>
-        <w:t xml:space="preserve"> </w:t>
-      </w:r>
-      <w:r>
-        <w:rPr>
-          <w:rFonts w:hint="eastAsia"/>
-        </w:rPr>
-        <w:t xml:space="preserve">override、边界约束、fallback</w:t>
-      </w:r>
-      <w:r>
-        <w:t xml:space="preserve"> </w:t>
-      </w:r>
-      <w:r>
-        <w:rPr>
-          <w:rFonts w:hint="eastAsia"/>
-        </w:rPr>
-        <w:t xml:space="preserve">阈值和</w:t>
-      </w:r>
-      <w:r>
-        <w:t xml:space="preserve"> patch-attentive </w:t>
-      </w:r>
-      <w:r>
-        <w:rPr>
-          <w:rFonts w:hint="eastAsia"/>
-        </w:rPr>
-        <w:t xml:space="preserve">稀有上下文都是必要的。当前证据支持短时稀有故障恢复能力，而不支持泛化的多步预测优势。</w:t>
+        <w:t xml:space="preserve">0.0000。消融实验验证了边界门控、稀有上下文注意力和校准触发机制的作用。</w:t>
       </w:r>
     </w:p>
     <w:p>
@@ -339,16 +312,16 @@
         <w:rPr>
           <w:rFonts w:hint="eastAsia"/>
         </w:rPr>
-        <w:t xml:space="preserve">SGTONetV6，一种面向短时提升机状态预测的</w:t>
-      </w:r>
-      <w:r>
-        <w:t xml:space="preserve"> shift-aware graph and trigger oriented network。SGTONetV6 </w:t>
-      </w:r>
-      <w:r>
-        <w:rPr>
-          <w:rFonts w:hint="eastAsia"/>
-        </w:rPr>
-        <w:t xml:space="preserve">将保守的多类别分类器和稀有故障触发器分离。稀有触发器只有在稀有分数超过校准阈值，并且样本满足转移边界与前驱状态约束时，才允许覆盖基础分类器的输出。这个设计专门针对状态边界区域：此时未来标签已经变化，但当前输入窗口可能还没有完全呈现未来状态的典型模式。</w:t>
+        <w:t xml:space="preserve">SGTONet，一种面向短时提升机状态预测的</w:t>
+      </w:r>
+      <w:r>
+        <w:t xml:space="preserve"> state-graph trigger-oriented network。SGTONet </w:t>
+      </w:r>
+      <w:r>
+        <w:rPr>
+          <w:rFonts w:hint="eastAsia"/>
+        </w:rPr>
+        <w:t xml:space="preserve">将保守的多类别分类器和稀有故障触发器分离。保守分类器用于稳定处理占多数的常见状态，避免因为稀有类加权而破坏正常状态预测；稀有触发器则只在满足转移边界和前驱状态语义时才允许覆盖基础分类器。这个设计专门针对状态边界区域：此时未来标签已经变化，但当前输入窗口可能还没有完全呈现未来状态的典型模式。</w:t>
       </w:r>
     </w:p>
     <w:bookmarkEnd w:id="19"/>
@@ -555,13 +528,13 @@
         <w:pStyle w:val="BodyText"/>
       </w:pPr>
       <w:r>
-        <w:t xml:space="preserve">SGTONetV6 </w:t>
-      </w:r>
-      <w:r>
-        <w:rPr>
-          <w:rFonts w:hint="eastAsia"/>
-        </w:rPr>
-        <w:t xml:space="preserve">的结构包括三个关键部分：</w:t>
+        <w:t xml:space="preserve">SGTONet </w:t>
+      </w:r>
+      <w:r>
+        <w:rPr>
+          <w:rFonts w:hint="eastAsia"/>
+        </w:rPr>
+        <w:t xml:space="preserve">的结构包括四个关键部分，每个模块对应一个明确问题：</w:t>
       </w:r>
     </w:p>
     <w:p>
@@ -577,7 +550,7 @@
           <w:b/>
           <w:bCs/>
         </w:rPr>
-        <w:t xml:space="preserve">Patch temporal encoder</w:t>
+        <w:t xml:space="preserve">Patch Transformer encoder</w:t>
       </w:r>
       <w:r>
         <w:rPr>
@@ -592,7 +565,16 @@
         <w:rPr>
           <w:rFonts w:hint="eastAsia"/>
         </w:rPr>
-        <w:t xml:space="preserve">patches，并提取局部时间模式。</w:t>
+        <w:t xml:space="preserve">patches，用</w:t>
+      </w:r>
+      <w:r>
+        <w:t xml:space="preserve"> Transformer </w:t>
+      </w:r>
+      <w:r>
+        <w:rPr>
+          <w:rFonts w:hint="eastAsia"/>
+        </w:rPr>
+        <w:t xml:space="preserve">编码局部时间变化。这样做是因为超速退化信号可能只出现在窗口中的短片段，如果直接平均整个窗口，稀有证据容易被稀释。</w:t>
       </w:r>
     </w:p>
     <w:p>
@@ -608,13 +590,13 @@
           <w:b/>
           <w:bCs/>
         </w:rPr>
-        <w:t xml:space="preserve">Conservative future-state classifier</w:t>
-      </w:r>
-      <w:r>
-        <w:rPr>
-          <w:rFonts w:hint="eastAsia"/>
-        </w:rPr>
-        <w:t xml:space="preserve">：保守地预测五类未来状态，避免稀有类过度误报。</w:t>
+        <w:t xml:space="preserve">State-transition graph</w:t>
+      </w:r>
+      <w:r>
+        <w:rPr>
+          <w:rFonts w:hint="eastAsia"/>
+        </w:rPr>
+        <w:t xml:space="preserve">：用状态图约束可能的状态演化，减少物理上不合理的类别跳转。这比完全依赖数据学习更适合样本稀少的工业状态转移问题。</w:t>
       </w:r>
     </w:p>
     <w:p>
@@ -630,151 +612,182 @@
           <w:b/>
           <w:bCs/>
         </w:rPr>
-        <w:t xml:space="preserve">Patch-attentive rare trigger</w:t>
-      </w:r>
-      <w:r>
-        <w:rPr>
-          <w:rFonts w:hint="eastAsia"/>
-        </w:rPr>
-        <w:t xml:space="preserve">：聚焦窗口中可能出现稀有退化证据的局部片段，并输出类别</w:t>
-      </w:r>
-      <w:r>
-        <w:t xml:space="preserve"> 9 </w:t>
-      </w:r>
-      <w:r>
-        <w:rPr>
-          <w:rFonts w:hint="eastAsia"/>
-        </w:rPr>
-        <w:t xml:space="preserve">的稀有触发分数。</w:t>
+        <w:t xml:space="preserve">Conservative future-state classifier</w:t>
+      </w:r>
+      <w:r>
+        <w:rPr>
+          <w:rFonts w:hint="eastAsia"/>
+        </w:rPr>
+        <w:t xml:space="preserve">：保守地预测五类未来状态，用于处理占多数的常见状态，避免模型为了追求稀有类召回而产生大量误报。</w:t>
       </w:r>
     </w:p>
     <w:p>
       <w:pPr>
-        <w:pStyle w:val="FirstParagraph"/>
-      </w:pPr>
-      <w:r>
-        <w:rPr>
-          <w:rFonts w:hint="eastAsia"/>
-        </w:rPr>
-        <w:t xml:space="preserve">推理阶段采用约束</w:t>
-      </w:r>
-      <w:r>
-        <w:t xml:space="preserve"> override </w:t>
-      </w:r>
-      <w:r>
-        <w:rPr>
-          <w:rFonts w:hint="eastAsia"/>
-        </w:rPr>
-        <w:t xml:space="preserve">规则：</w:t>
+        <w:pStyle w:val="Compact"/>
+        <w:numPr>
+          <w:ilvl w:val="0"/>
+          <w:numId w:val="1001"/>
+        </w:numPr>
+      </w:pPr>
+      <w:r>
+        <w:rPr>
+          <w:b/>
+          <w:bCs/>
+        </w:rPr>
+        <w:t xml:space="preserve">Patch-attentive rare trigger</w:t>
+      </w:r>
+      <w:r>
+        <w:rPr>
+          <w:rFonts w:hint="eastAsia"/>
+        </w:rPr>
+        <w:t xml:space="preserve">：在</w:t>
+      </w:r>
+      <w:r>
+        <w:t xml:space="preserve"> patch </w:t>
+      </w:r>
+      <w:r>
+        <w:rPr>
+          <w:rFonts w:hint="eastAsia"/>
+        </w:rPr>
+        <w:t xml:space="preserve">表示上寻找类别</w:t>
+      </w:r>
+      <w:r>
+        <w:t xml:space="preserve"> 9 </w:t>
+      </w:r>
+      <w:r>
+        <w:rPr>
+          <w:rFonts w:hint="eastAsia"/>
+        </w:rPr>
+        <w:t xml:space="preserve">的局部证据，并输出稀有故障触发分数。该触发器只有在边界和前驱状态条件成立时才影响最终预测。</w:t>
       </w:r>
     </w:p>
     <w:p>
       <w:pPr>
-        <w:pStyle w:val="SourceCode"/>
-      </w:pPr>
-      <w:r>
-        <w:rPr>
-          <w:rStyle w:val="VerbatimChar"/>
-          <w:rFonts w:hint="eastAsia"/>
-        </w:rPr>
-        <w:t xml:space="preserve">如果</w:t>
-      </w:r>
-      <w:r>
-        <w:rPr>
-          <w:rStyle w:val="VerbatimChar"/>
-        </w:rPr>
-        <w:t xml:space="preserve"> rare_score &gt;= tau </w:t>
-      </w:r>
-      <w:r>
-        <w:rPr>
-          <w:rStyle w:val="VerbatimChar"/>
-          <w:rFonts w:hint="eastAsia"/>
-        </w:rPr>
-        <w:t xml:space="preserve">且</w:t>
-      </w:r>
-      <w:r>
-        <w:rPr>
-          <w:rStyle w:val="VerbatimChar"/>
-        </w:rPr>
-        <w:t xml:space="preserve"> boundary_flag = 1 </w:t>
-      </w:r>
-      <w:r>
-        <w:rPr>
-          <w:rStyle w:val="VerbatimChar"/>
-          <w:rFonts w:hint="eastAsia"/>
-        </w:rPr>
-        <w:t xml:space="preserve">且</w:t>
-      </w:r>
-      <w:r>
-        <w:rPr>
-          <w:rStyle w:val="VerbatimChar"/>
-        </w:rPr>
-        <w:t xml:space="preserve"> current_label </w:t>
-      </w:r>
-      <w:r>
-        <w:rPr>
-          <w:rStyle w:val="VerbatimChar"/>
-          <w:rFonts w:hint="eastAsia"/>
-        </w:rPr>
-        <w:t xml:space="preserve">属于</w:t>
-      </w:r>
-      <w:r>
-        <w:rPr>
-          <w:rStyle w:val="VerbatimChar"/>
-        </w:rPr>
-        <w:t xml:space="preserve"> {5, 7}:</w:t>
-      </w:r>
-      <w:r>
-        <w:br/>
-      </w:r>
-      <w:r>
-        <w:rPr>
-          <w:rStyle w:val="VerbatimChar"/>
-        </w:rPr>
-        <w:t xml:space="preserve">    </w:t>
-      </w:r>
-      <w:r>
-        <w:rPr>
-          <w:rStyle w:val="VerbatimChar"/>
-          <w:rFonts w:hint="eastAsia"/>
-        </w:rPr>
-        <w:t xml:space="preserve">预测为类别</w:t>
-      </w:r>
-      <w:r>
-        <w:rPr>
-          <w:rStyle w:val="VerbatimChar"/>
-        </w:rPr>
-        <w:t xml:space="preserve"> 9</w:t>
-      </w:r>
-      <w:r>
-        <w:br/>
-      </w:r>
-      <w:r>
-        <w:rPr>
-          <w:rStyle w:val="VerbatimChar"/>
-          <w:rFonts w:hint="eastAsia"/>
-        </w:rPr>
-        <w:t xml:space="preserve">否则:</w:t>
-      </w:r>
-      <w:r>
-        <w:br/>
-      </w:r>
-      <w:r>
-        <w:rPr>
-          <w:rStyle w:val="VerbatimChar"/>
-        </w:rPr>
-        <w:t xml:space="preserve">    </w:t>
-      </w:r>
-      <w:r>
-        <w:rPr>
-          <w:rStyle w:val="VerbatimChar"/>
-          <w:rFonts w:hint="eastAsia"/>
-        </w:rPr>
-        <w:t xml:space="preserve">保留基础分类器预测</w:t>
+        <w:pStyle w:val="FirstParagraph"/>
+      </w:pPr>
+      <w:r>
+        <w:rPr>
+          <w:rFonts w:hint="eastAsia"/>
+        </w:rPr>
+        <w:t xml:space="preserve">推理阶段采用约束</w:t>
+      </w:r>
+      <w:r>
+        <w:t xml:space="preserve"> override </w:t>
+      </w:r>
+      <w:r>
+        <w:rPr>
+          <w:rFonts w:hint="eastAsia"/>
+        </w:rPr>
+        <w:t xml:space="preserve">规则：</w:t>
       </w:r>
     </w:p>
     <w:p>
       <w:pPr>
+        <w:pStyle w:val="SourceCode"/>
+      </w:pPr>
+      <w:r>
+        <w:rPr>
+          <w:rStyle w:val="VerbatimChar"/>
+          <w:rFonts w:hint="eastAsia"/>
+        </w:rPr>
+        <w:t xml:space="preserve">如果</w:t>
+      </w:r>
+      <w:r>
+        <w:rPr>
+          <w:rStyle w:val="VerbatimChar"/>
+        </w:rPr>
+        <w:t xml:space="preserve"> rare_score &gt;= tau </w:t>
+      </w:r>
+      <w:r>
+        <w:rPr>
+          <w:rStyle w:val="VerbatimChar"/>
+          <w:rFonts w:hint="eastAsia"/>
+        </w:rPr>
+        <w:t xml:space="preserve">且</w:t>
+      </w:r>
+      <w:r>
+        <w:rPr>
+          <w:rStyle w:val="VerbatimChar"/>
+        </w:rPr>
+        <w:t xml:space="preserve"> boundary_flag = 1 </w:t>
+      </w:r>
+      <w:r>
+        <w:rPr>
+          <w:rStyle w:val="VerbatimChar"/>
+          <w:rFonts w:hint="eastAsia"/>
+        </w:rPr>
+        <w:t xml:space="preserve">且</w:t>
+      </w:r>
+      <w:r>
+        <w:rPr>
+          <w:rStyle w:val="VerbatimChar"/>
+        </w:rPr>
+        <w:t xml:space="preserve"> current_label </w:t>
+      </w:r>
+      <w:r>
+        <w:rPr>
+          <w:rStyle w:val="VerbatimChar"/>
+          <w:rFonts w:hint="eastAsia"/>
+        </w:rPr>
+        <w:t xml:space="preserve">属于</w:t>
+      </w:r>
+      <w:r>
+        <w:rPr>
+          <w:rStyle w:val="VerbatimChar"/>
+        </w:rPr>
+        <w:t xml:space="preserve"> {5, 7}:</w:t>
+      </w:r>
+      <w:r>
+        <w:br/>
+      </w:r>
+      <w:r>
+        <w:rPr>
+          <w:rStyle w:val="VerbatimChar"/>
+        </w:rPr>
+        <w:t xml:space="preserve">    </w:t>
+      </w:r>
+      <w:r>
+        <w:rPr>
+          <w:rStyle w:val="VerbatimChar"/>
+          <w:rFonts w:hint="eastAsia"/>
+        </w:rPr>
+        <w:t xml:space="preserve">预测为类别</w:t>
+      </w:r>
+      <w:r>
+        <w:rPr>
+          <w:rStyle w:val="VerbatimChar"/>
+        </w:rPr>
+        <w:t xml:space="preserve"> 9</w:t>
+      </w:r>
+      <w:r>
+        <w:br/>
+      </w:r>
+      <w:r>
+        <w:rPr>
+          <w:rStyle w:val="VerbatimChar"/>
+          <w:rFonts w:hint="eastAsia"/>
+        </w:rPr>
+        <w:t xml:space="preserve">否则:</w:t>
+      </w:r>
+      <w:r>
+        <w:br/>
+      </w:r>
+      <w:r>
+        <w:rPr>
+          <w:rStyle w:val="VerbatimChar"/>
+        </w:rPr>
+        <w:t xml:space="preserve">    </w:t>
+      </w:r>
+      <w:r>
+        <w:rPr>
+          <w:rStyle w:val="VerbatimChar"/>
+          <w:rFonts w:hint="eastAsia"/>
+        </w:rPr>
+        <w:t xml:space="preserve">保留基础分类器预测</w:t>
+      </w:r>
+    </w:p>
+    <w:p>
+      <w:pPr>
         <w:pStyle w:val="FirstParagraph"/>
       </w:pPr>
       <w:r>
@@ -829,7 +842,7 @@
         <w:rPr>
           <w:rFonts w:hint="eastAsia"/>
         </w:rPr>
-        <w:t xml:space="preserve">表示当前状态必须是合理的前驱状态。这个规则的意义是：稀有触发器不能在任意位置触发，只能在物理上更合理的状态转移附近触发。因此，SGTONetV6</w:t>
+        <w:t xml:space="preserve">表示当前状态必须是合理的前驱状态。这个规则的意义是：稀有触发器不能在任意位置触发，只能在物理上更合理的状态转移附近触发。因此，SGTONet</w:t>
       </w:r>
       <w:r>
         <w:t xml:space="preserve"> </w:t>
@@ -1365,7 +1378,7 @@
               <w:pStyle w:val="Compact"/>
             </w:pPr>
             <w:r>
-              <w:t xml:space="preserve">SGTONetV6</w:t>
+              <w:t xml:space="preserve">SGTONet</w:t>
             </w:r>
           </w:p>
         </w:tc>
@@ -1762,7 +1775,7 @@
         <w:t xml:space="preserve">为</w:t>
       </w:r>
       <w:r>
-        <w:t xml:space="preserve"> 0。SGTONetV6 </w:t>
+        <w:t xml:space="preserve"> 0。SGTONet </w:t>
       </w:r>
       <w:r>
         <w:rPr>
@@ -1915,7 +1928,7 @@
               <w:t xml:space="preserve">完整</w:t>
             </w:r>
             <w:r>
-              <w:t xml:space="preserve"> SGTONetV6</w:t>
+              <w:t xml:space="preserve"> SGTONet</w:t>
             </w:r>
           </w:p>
         </w:tc>
@@ -2240,7 +2253,7 @@
         <w:t xml:space="preserve">这些结果说明</w:t>
       </w:r>
       <w:r>
-        <w:t xml:space="preserve"> SGTONetV6 </w:t>
+        <w:t xml:space="preserve"> SGTONet </w:t>
       </w:r>
       <w:r>
         <w:rPr>
@@ -2389,7 +2402,7 @@
         <w:rPr>
           <w:rFonts w:hint="eastAsia"/>
         </w:rPr>
-        <w:t xml:space="preserve">0.1919；SGTONetV6</w:t>
+        <w:t xml:space="preserve">0.1919；SGTONet</w:t>
       </w:r>
       <w:r>
         <w:t xml:space="preserve"> </w:t>
@@ -2434,7 +2447,7 @@
         <w:rPr>
           <w:rFonts w:hint="eastAsia"/>
         </w:rPr>
-        <w:t xml:space="preserve">0.1070。因此，当前配置只支持“短时、一步预测下的稀有故障恢复”这一结论，不支持“SGTONetV6</w:t>
+        <w:t xml:space="preserve">0.1070。因此，当前配置只支持“短时、一步预测下的稀有故障恢复”这一结论，不支持“SGTONet</w:t>
       </w:r>
       <w:r>
         <w:t xml:space="preserve"> </w:t>
@@ -2470,7 +2483,7 @@
         <w:rPr>
           <w:rFonts w:hint="eastAsia"/>
         </w:rPr>
-        <w:t xml:space="preserve">本文指出了短时提升机故障状态预测中的一个实际问题：强时间序列分类模型可以取得较高整体准确率，却完全漏检稀有的二级退化状态。SGTONetV6</w:t>
+        <w:t xml:space="preserve">本文指出了短时提升机故障状态预测中的一个实际问题：强时间序列分类模型可以取得较高整体准确率，却完全漏检稀有的二级退化状态。SGTONet</w:t>
       </w:r>
       <w:r>
         <w:t xml:space="preserve"> </w:t>
@@ -2479,7 +2492,7 @@
         <w:rPr>
           <w:rFonts w:hint="eastAsia"/>
         </w:rPr>
-        <w:t xml:space="preserve">通过保守多类别预测和边界约束稀有故障触发器的组合，缓解了这个问题。在当前私有提升机数据集上，SGTONetV6</w:t>
+        <w:t xml:space="preserve">通过保守多类别预测和边界约束稀有故障触发器的组合，缓解了这个问题。在当前私有提升机数据集上，SGTONet</w:t>
       </w:r>
       <w:r>
         <w:t xml:space="preserve"> </w:t>
@@ -2583,7 +2596,7 @@
         <w:rPr>
           <w:rFonts w:hint="eastAsia"/>
         </w:rPr>
-        <w:t xml:space="preserve">：SGTONetV6</w:t>
+        <w:t xml:space="preserve">：SGTONet</w:t>
       </w:r>
       <w:r>
         <w:t xml:space="preserve"> </w:t>
@@ -2759,7 +2772,7 @@
         <w:rPr>
           <w:rFonts w:hint="eastAsia"/>
         </w:rPr>
-        <w:t xml:space="preserve">：SGTONetV6</w:t>
+        <w:t xml:space="preserve">：SGTONet</w:t>
       </w:r>
       <w:r>
         <w:t xml:space="preserve"> </w:t>
